--- a/邦泰饭局_备战脚本.docx
+++ b/邦泰饭局_备战脚本.docx
@@ -1012,7 +1012,7 @@
           <w:color w:val="1A3F43"/>
           <w:sz w:val="28"/>
         </w:rPr>
-        <w:t>三、挖痛 &amp; 让他说（核心环节）</w:t>
+        <w:t>三、挖痛 &amp; 让他说（核心环节——开放式、宽口径、套信息）</w:t>
       </w:r>
     </w:p>
     <w:p>
@@ -1022,10 +1022,87 @@
       <w:r>
         <w:rPr>
           <w:rFonts w:ascii="微软雅黑" w:hAnsi="微软雅黑" w:eastAsia="微软雅黑"/>
+          <w:b/>
+          <w:i w:val="0"/>
+        </w:rPr>
+        <w:t>原则</w:t>
+      </w:r>
+      <w:r>
+        <w:rPr>
+          <w:rFonts w:ascii="微软雅黑" w:hAnsi="微软雅黑" w:eastAsia="微软雅黑"/>
           <w:b w:val="0"/>
           <w:i w:val="0"/>
         </w:rPr>
-        <w:t>目的：让他自己说出邦泰的痛、他的顾虑、他爸最关心什么。问题清单（挑着问，顺着聊）：</w:t>
+        <w:t>：问题要</w:t>
+      </w:r>
+      <w:r>
+        <w:rPr>
+          <w:rFonts w:ascii="微软雅黑" w:hAnsi="微软雅黑" w:eastAsia="微软雅黑"/>
+          <w:b/>
+          <w:i w:val="0"/>
+        </w:rPr>
+        <w:t>开放、宽口径</w:t>
+      </w:r>
+      <w:r>
+        <w:rPr>
+          <w:rFonts w:ascii="微软雅黑" w:hAnsi="微软雅黑" w:eastAsia="微软雅黑"/>
+          <w:b w:val="0"/>
+          <w:i w:val="0"/>
+        </w:rPr>
+        <w:t>，让他自己讲；你顺着他的话往下挖（</w:t>
+      </w:r>
+      <w:r>
+        <w:rPr>
+          <w:rFonts w:ascii="微软雅黑" w:hAnsi="微软雅黑" w:eastAsia="微软雅黑"/>
+          <w:b w:val="0"/>
+          <w:i/>
+        </w:rPr>
+        <w:t>"这个能展开说说吗？"</w:t>
+      </w:r>
+      <w:r>
+        <w:rPr>
+          <w:rFonts w:ascii="微软雅黑" w:hAnsi="微软雅黑" w:eastAsia="微软雅黑"/>
+          <w:b w:val="0"/>
+          <w:i w:val="0"/>
+        </w:rPr>
+        <w:t>）。下面按维度列成一个</w:t>
+      </w:r>
+      <w:r>
+        <w:rPr>
+          <w:rFonts w:ascii="微软雅黑" w:hAnsi="微软雅黑" w:eastAsia="微软雅黑"/>
+          <w:b/>
+          <w:i w:val="0"/>
+        </w:rPr>
+        <w:t>问题菜单</w:t>
+      </w:r>
+      <w:r>
+        <w:rPr>
+          <w:rFonts w:ascii="微软雅黑" w:hAnsi="微软雅黑" w:eastAsia="微软雅黑"/>
+          <w:b w:val="0"/>
+          <w:i w:val="0"/>
+        </w:rPr>
+        <w:t>——不是逐条问，是挑着、顺着聊，把这几个维度的信息尽量套全。从最安全的（结构）聊起，越往后越深（态度、顾虑、竞品）。</w:t>
+      </w:r>
+    </w:p>
+    <w:p>
+      <w:pPr>
+        <w:spacing w:after="60"/>
+      </w:pPr>
+      <w:r>
+        <w:rPr>
+          <w:rFonts w:ascii="微软雅黑" w:hAnsi="微软雅黑" w:eastAsia="微软雅黑"/>
+          <w:b/>
+          <w:i w:val="0"/>
+        </w:rPr>
+        <w:t>① 组织与 AI 现状</w:t>
+      </w:r>
+      <w:r>
+        <w:rPr>
+          <w:rFonts w:ascii="微软雅黑" w:hAnsi="微软雅黑" w:eastAsia="微软雅黑"/>
+          <w:b w:val="0"/>
+          <w:i w:val="0"/>
+        </w:rPr>
+        <w:t>（摸架子和底子）</w:t>
       </w:r>
     </w:p>
     <w:p>
@@ -1040,15 +1117,7 @@
           <w:b w:val="0"/>
           <w:i/>
         </w:rPr>
-        <w:t>"你收集了一圈各部门的 AI 场景，哪个要是做成了，你最想拿去跟老爷子汇报？"</w:t>
-      </w:r>
-      <w:r>
-        <w:rPr>
-          <w:rFonts w:ascii="微软雅黑" w:hAnsi="微软雅黑" w:eastAsia="微软雅黑"/>
-          <w:b w:val="0"/>
-          <w:i w:val="0"/>
-        </w:rPr>
-        <w:t>（挖他的"赢"在哪）</w:t>
+        <w:t>"你给我讲讲邦泰现在大概的架子——总部和各城市 / 分公司怎么分工？"</w:t>
       </w:r>
     </w:p>
     <w:p>
@@ -1063,7 +1132,7 @@
           <w:b w:val="0"/>
           <w:i/>
         </w:rPr>
-        <w:t>"异地这么多城在建，你们最怕在哪类事上栽跟头？"</w:t>
+        <w:t>"公司里现在对 AI 大概什么状态？有没有人在用、用到什么程度？"</w:t>
       </w:r>
       <w:r>
         <w:rPr>
@@ -1071,7 +1140,28 @@
           <w:b w:val="0"/>
           <w:i w:val="0"/>
         </w:rPr>
-        <w:t>（挖痛——招采 / 工程会自己冒出来）</w:t>
+        <w:t>（→ 摸总部与部门的 AI literacy）</w:t>
+      </w:r>
+    </w:p>
+    <w:p>
+      <w:pPr>
+        <w:spacing w:after="60"/>
+      </w:pPr>
+      <w:r>
+        <w:rPr>
+          <w:rFonts w:ascii="微软雅黑" w:hAnsi="微软雅黑" w:eastAsia="微软雅黑"/>
+          <w:b/>
+          <w:i w:val="0"/>
+        </w:rPr>
+        <w:t>② 决策层态度与决策链</w:t>
+      </w:r>
+      <w:r>
+        <w:rPr>
+          <w:rFonts w:ascii="微软雅黑" w:hAnsi="微软雅黑" w:eastAsia="微软雅黑"/>
+          <w:b w:val="0"/>
+          <w:i w:val="0"/>
+        </w:rPr>
+        <w:t>（摸谁拍板、什么风向）</w:t>
       </w:r>
     </w:p>
     <w:p>
@@ -1086,15 +1176,7 @@
           <w:b w:val="0"/>
           <w:i/>
         </w:rPr>
-        <w:t>"你心里那个'天气预报'式的项目研判，现在卡在哪？"</w:t>
-      </w:r>
-      <w:r>
-        <w:rPr>
-          <w:rFonts w:ascii="微软雅黑" w:hAnsi="微软雅黑" w:eastAsia="微软雅黑"/>
-          <w:b w:val="0"/>
-          <w:i w:val="0"/>
-        </w:rPr>
-        <w:t>（接住他的梦，显示你记得、你懂）</w:t>
+        <w:t>"几位老板对'上 AI'现在是什么态度——有兴趣、观望、还是觉得没必要？"</w:t>
       </w:r>
     </w:p>
     <w:p>
@@ -1109,7 +1191,20 @@
           <w:b w:val="0"/>
           <w:i/>
         </w:rPr>
-        <w:t>"真要推 AI，你判断老爷子第一句会问什么？"</w:t>
+        <w:t>"这种事在邦泰一般怎么定？谁的意见最关键？"</w:t>
+      </w:r>
+    </w:p>
+    <w:p>
+      <w:pPr>
+        <w:spacing w:after="60"/>
+      </w:pPr>
+      <w:r>
+        <w:rPr>
+          <w:rFonts w:ascii="微软雅黑" w:hAnsi="微软雅黑" w:eastAsia="微软雅黑"/>
+          <w:b/>
+          <w:i w:val="0"/>
+        </w:rPr>
+        <w:t>③ 业务命门与优先级</w:t>
       </w:r>
       <w:r>
         <w:rPr>
@@ -1117,7 +1212,7 @@
           <w:b w:val="0"/>
           <w:i w:val="0"/>
         </w:rPr>
-        <w:t>（探决策人关切：钱？风控？还是怕被忽悠）</w:t>
+        <w:t>（摸哪块最痛、最值钱）</w:t>
       </w:r>
     </w:p>
     <w:p>
@@ -1132,15 +1227,22 @@
           <w:b w:val="0"/>
           <w:i/>
         </w:rPr>
-        <w:t>"你们之前有没有接触过别的 AI 或软件供应商？"</w:t>
+        <w:t>"就邦泰的生意来说，你觉得哪几个环节才是真正的命门、最离不开人——拿地、成本、法律、工程、商业、人力，这些里头？"</w:t>
       </w:r>
+    </w:p>
+    <w:p>
+      <w:pPr>
+        <w:pStyle w:val="ListBullet"/>
+        <w:spacing w:after="40"/>
+        <w:ind w:left="432"/>
+      </w:pPr>
       <w:r>
         <w:rPr>
           <w:rFonts w:ascii="微软雅黑" w:hAnsi="微软雅黑" w:eastAsia="微软雅黑"/>
           <w:b w:val="0"/>
-          <w:i w:val="0"/>
+          <w:i/>
         </w:rPr>
-        <w:t>（探竞品 + 他对市场的认知）</w:t>
+        <w:t>"哪些活现在最让你们头疼、最想改善？"</w:t>
       </w:r>
     </w:p>
     <w:p>
@@ -1150,10 +1252,178 @@
       <w:r>
         <w:rPr>
           <w:rFonts w:ascii="微软雅黑" w:hAnsi="微软雅黑" w:eastAsia="微软雅黑"/>
+          <w:b/>
+          <w:i w:val="0"/>
+        </w:rPr>
+        <w:t>④ 现状与数字化</w:t>
+      </w:r>
+      <w:r>
+        <w:rPr>
+          <w:rFonts w:ascii="微软雅黑" w:hAnsi="微软雅黑" w:eastAsia="微软雅黑"/>
           <w:b w:val="0"/>
           <w:i w:val="0"/>
         </w:rPr>
-        <w:t>每问完，用他的话回他。让他觉得"这哥们真听懂我了"——这一晚的信任，七成在这一步挣。</w:t>
+        <w:t>（摸活怎么干、数据在哪）</w:t>
+      </w:r>
+    </w:p>
+    <w:p>
+      <w:pPr>
+        <w:pStyle w:val="ListBullet"/>
+        <w:spacing w:after="40"/>
+        <w:ind w:left="432"/>
+      </w:pPr>
+      <w:r>
+        <w:rPr>
+          <w:rFonts w:ascii="微软雅黑" w:hAnsi="微软雅黑" w:eastAsia="微软雅黑"/>
+          <w:b w:val="0"/>
+          <w:i/>
+        </w:rPr>
+        <w:t>"这些关键的活，现在主要靠什么撑——人、表格、还是上了什么系统？数据平时散在哪？"</w:t>
+      </w:r>
+    </w:p>
+    <w:p>
+      <w:pPr>
+        <w:spacing w:after="60"/>
+      </w:pPr>
+      <w:r>
+        <w:rPr>
+          <w:rFonts w:ascii="微软雅黑" w:hAnsi="微软雅黑" w:eastAsia="微软雅黑"/>
+          <w:b/>
+          <w:i w:val="0"/>
+        </w:rPr>
+        <w:t>⑤ 他个人的图谋</w:t>
+      </w:r>
+      <w:r>
+        <w:rPr>
+          <w:rFonts w:ascii="微软雅黑" w:hAnsi="微软雅黑" w:eastAsia="微软雅黑"/>
+          <w:b w:val="0"/>
+          <w:i w:val="0"/>
+        </w:rPr>
+        <w:t>（摸 champion 的"赢"）</w:t>
+      </w:r>
+    </w:p>
+    <w:p>
+      <w:pPr>
+        <w:pStyle w:val="ListBullet"/>
+        <w:spacing w:after="40"/>
+        <w:ind w:left="432"/>
+      </w:pPr>
+      <w:r>
+        <w:rPr>
+          <w:rFonts w:ascii="微软雅黑" w:hAnsi="微软雅黑" w:eastAsia="微软雅黑"/>
+          <w:b w:val="0"/>
+          <w:i/>
+        </w:rPr>
+        <w:t>"你自己在 AI 这块，最想推成什么、最想拿什么去跟老爷子交差？"</w:t>
+      </w:r>
+    </w:p>
+    <w:p>
+      <w:pPr>
+        <w:spacing w:after="60"/>
+      </w:pPr>
+      <w:r>
+        <w:rPr>
+          <w:rFonts w:ascii="微软雅黑" w:hAnsi="微软雅黑" w:eastAsia="微软雅黑"/>
+          <w:b/>
+          <w:i w:val="0"/>
+        </w:rPr>
+        <w:t>⑥ 竞品与过往</w:t>
+      </w:r>
+      <w:r>
+        <w:rPr>
+          <w:rFonts w:ascii="微软雅黑" w:hAnsi="微软雅黑" w:eastAsia="微软雅黑"/>
+          <w:b w:val="0"/>
+          <w:i w:val="0"/>
+        </w:rPr>
+        <w:t>（摸有没有别人、踩过什么坑）</w:t>
+      </w:r>
+    </w:p>
+    <w:p>
+      <w:pPr>
+        <w:pStyle w:val="ListBullet"/>
+        <w:spacing w:after="40"/>
+        <w:ind w:left="432"/>
+      </w:pPr>
+      <w:r>
+        <w:rPr>
+          <w:rFonts w:ascii="微软雅黑" w:hAnsi="微软雅黑" w:eastAsia="微软雅黑"/>
+          <w:b w:val="0"/>
+          <w:i/>
+        </w:rPr>
+        <w:t>"之前接触过别的 AI 或软件供应商吗？试过什么、感觉怎么样？"</w:t>
+      </w:r>
+    </w:p>
+    <w:p>
+      <w:pPr>
+        <w:spacing w:after="60"/>
+      </w:pPr>
+      <w:r>
+        <w:rPr>
+          <w:rFonts w:ascii="微软雅黑" w:hAnsi="微软雅黑" w:eastAsia="微软雅黑"/>
+          <w:b/>
+          <w:i w:val="0"/>
+        </w:rPr>
+        <w:t>⑦ 顾虑与阻力</w:t>
+      </w:r>
+      <w:r>
+        <w:rPr>
+          <w:rFonts w:ascii="微软雅黑" w:hAnsi="微软雅黑" w:eastAsia="微软雅黑"/>
+          <w:b w:val="0"/>
+          <w:i w:val="0"/>
+        </w:rPr>
+        <w:t>（摸他 / 董事会怕什么，好对症）</w:t>
+      </w:r>
+    </w:p>
+    <w:p>
+      <w:pPr>
+        <w:pStyle w:val="ListBullet"/>
+        <w:spacing w:after="40"/>
+        <w:ind w:left="432"/>
+      </w:pPr>
+      <w:r>
+        <w:rPr>
+          <w:rFonts w:ascii="微软雅黑" w:hAnsi="微软雅黑" w:eastAsia="微软雅黑"/>
+          <w:b w:val="0"/>
+          <w:i/>
+        </w:rPr>
+        <w:t>"真要推，你觉得最大的顾虑或阻力会在哪？"</w:t>
+      </w:r>
+    </w:p>
+    <w:p>
+      <w:pPr>
+        <w:spacing w:after="60"/>
+      </w:pPr>
+      <w:r>
+        <w:rPr>
+          <w:rFonts w:ascii="微软雅黑" w:hAnsi="微软雅黑" w:eastAsia="微软雅黑"/>
+          <w:b/>
+          <w:i w:val="0"/>
+        </w:rPr>
+        <w:t>怎么用</w:t>
+      </w:r>
+      <w:r>
+        <w:rPr>
+          <w:rFonts w:ascii="微软雅黑" w:hAnsi="微软雅黑" w:eastAsia="微软雅黑"/>
+          <w:b w:val="0"/>
+          <w:i w:val="0"/>
+        </w:rPr>
+        <w:t>：每问完，</w:t>
+      </w:r>
+      <w:r>
+        <w:rPr>
+          <w:rFonts w:ascii="微软雅黑" w:hAnsi="微软雅黑" w:eastAsia="微软雅黑"/>
+          <w:b/>
+          <w:i w:val="0"/>
+        </w:rPr>
+        <w:t>先用他的话复述一遍再追问</w:t>
+      </w:r>
+      <w:r>
+        <w:rPr>
+          <w:rFonts w:ascii="微软雅黑" w:hAnsi="微软雅黑" w:eastAsia="微软雅黑"/>
+          <w:b w:val="0"/>
+          <w:i w:val="0"/>
+        </w:rPr>
+        <w:t>，让他觉得被听懂；记下他反复提的词，后面甩案例、讲价值时用他的词还给他。别像查户口——一次聊透一两个维度，自然滑到下一个。这一晚的信任，七成在这一步挣。</w:t>
       </w:r>
     </w:p>
     <w:p>

--- a/邦泰饭局_备战脚本.docx
+++ b/邦泰饭局_备战脚本.docx
@@ -1806,7 +1806,7 @@
           <w:b w:val="0"/>
           <w:i w:val="0"/>
         </w:rPr>
-        <w:t>他要的"场地 / 材料 / 人员综合排布 + 风险预判"，方向对，但要让他知道你懂它的真实路径：</w:t>
+        <w:t>他要的"场地 / 材料 / 人员综合排布 + 风险预判"，方向对。先把它定位准：</w:t>
       </w:r>
     </w:p>
     <w:p>
@@ -1821,7 +1821,28 @@
           <w:b w:val="0"/>
           <w:i/>
         </w:rPr>
-        <w:t>"你要的那个'天气预报'，是终点不是起点。它得有两样东西喂：干净的结构化数据 + 被记下来的专家判断。这两样，今天多数地产公司都还散在几个人脑子里、对不齐的表格里。"</w:t>
+        <w:t>"你要的那个'天气预报'，是终点不是起点。它得有两样东西喂：干净的结构化数据 + 被记下来的专家判断——这两样今天多数地产公司还散在几个人脑子里、对不齐的表格里。"</w:t>
+      </w:r>
+    </w:p>
+    <w:p>
+      <w:pPr>
+        <w:spacing w:after="60"/>
+      </w:pPr>
+      <w:r>
+        <w:rPr>
+          <w:rFonts w:ascii="微软雅黑" w:hAnsi="微软雅黑" w:eastAsia="微软雅黑"/>
+          <w:b/>
+          <w:i w:val="0"/>
+        </w:rPr>
+        <w:t>再给他整条链（显你有全局，每步都自带回报）</w:t>
+      </w:r>
+      <w:r>
+        <w:rPr>
+          <w:rFonts w:ascii="微软雅黑" w:hAnsi="微软雅黑" w:eastAsia="微软雅黑"/>
+          <w:b w:val="0"/>
+          <w:i w:val="0"/>
+        </w:rPr>
+        <w:t>：</w:t>
       </w:r>
     </w:p>
     <w:p>
@@ -1833,18 +1854,18 @@
       <w:r>
         <w:rPr>
           <w:rFonts w:ascii="微软雅黑" w:hAnsi="微软雅黑" w:eastAsia="微软雅黑"/>
-          <w:b w:val="0"/>
+          <w:b/>
           <w:i w:val="0"/>
         </w:rPr>
-        <w:t>给他整条链路（显你有全局）：</w:t>
+        <w:t>① 通识</w:t>
       </w:r>
       <w:r>
         <w:rPr>
           <w:rFonts w:ascii="微软雅黑" w:hAnsi="微软雅黑" w:eastAsia="微软雅黑"/>
           <w:b w:val="0"/>
-          <w:i/>
+          <w:i w:val="0"/>
         </w:rPr>
-        <w:t>"所以正确的走法是一条链——① 先普及，让大家会用 AI；② 结合业务做共创，既练他们的 AI 能力、又用 FDE 摸清需求提炼工作流；③ 共创路上刻意教他们怎么收数据、搭数据架构；④ 数据够了，再上预测模型，做一块地的多维研判；⑤ 把各部门沉淀的 SOP 升成平台、变成邦泰自己的 SaaS。最后是一套邦泰独有的 AI 落地全平台。"</w:t>
+        <w:t>——先让大家会用 AI；</w:t>
       </w:r>
     </w:p>
     <w:p>
@@ -1852,6 +1873,135 @@
         <w:pStyle w:val="ListBullet"/>
         <w:spacing w:after="40"/>
         <w:ind w:left="432"/>
+      </w:pPr>
+      <w:r>
+        <w:rPr>
+          <w:rFonts w:ascii="微软雅黑" w:hAnsi="微软雅黑" w:eastAsia="微软雅黑"/>
+          <w:b/>
+          <w:i w:val="0"/>
+        </w:rPr>
+        <w:t>② 业务共创（FDE）</w:t>
+      </w:r>
+      <w:r>
+        <w:rPr>
+          <w:rFonts w:ascii="微软雅黑" w:hAnsi="微软雅黑" w:eastAsia="微软雅黑"/>
+          <w:b w:val="0"/>
+          <w:i w:val="0"/>
+        </w:rPr>
+        <w:t>——用真实业务练他们的 AI 能力、提炼工作流；</w:t>
+      </w:r>
+      <w:r>
+        <w:rPr>
+          <w:rFonts w:ascii="微软雅黑" w:hAnsi="微软雅黑" w:eastAsia="微软雅黑"/>
+          <w:b/>
+          <w:i w:val="0"/>
+        </w:rPr>
+        <w:t>就这一步，业务经验 × AI 的跨行业能力，已经能逼近你要的"天气预报"效果，ROI 极高</w:t>
+      </w:r>
+      <w:r>
+        <w:rPr>
+          <w:rFonts w:ascii="微软雅黑" w:hAnsi="微软雅黑" w:eastAsia="微软雅黑"/>
+          <w:b w:val="0"/>
+          <w:i w:val="0"/>
+        </w:rPr>
+        <w:t>；</w:t>
+      </w:r>
+    </w:p>
+    <w:p>
+      <w:pPr>
+        <w:pStyle w:val="ListBullet"/>
+        <w:spacing w:after="40"/>
+        <w:ind w:left="432"/>
+      </w:pPr>
+      <w:r>
+        <w:rPr>
+          <w:rFonts w:ascii="微软雅黑" w:hAnsi="微软雅黑" w:eastAsia="微软雅黑"/>
+          <w:b/>
+          <w:i w:val="0"/>
+        </w:rPr>
+        <w:t>③ 沉数据</w:t>
+      </w:r>
+      <w:r>
+        <w:rPr>
+          <w:rFonts w:ascii="微软雅黑" w:hAnsi="微软雅黑" w:eastAsia="微软雅黑"/>
+          <w:b w:val="0"/>
+          <w:i w:val="0"/>
+        </w:rPr>
+        <w:t>——共创顺手教他们把数据收起来、搭好架构；</w:t>
+      </w:r>
+    </w:p>
+    <w:p>
+      <w:pPr>
+        <w:pStyle w:val="ListBullet"/>
+        <w:spacing w:after="40"/>
+        <w:ind w:left="432"/>
+      </w:pPr>
+      <w:r>
+        <w:rPr>
+          <w:rFonts w:ascii="微软雅黑" w:hAnsi="微软雅黑" w:eastAsia="微软雅黑"/>
+          <w:b/>
+          <w:i w:val="0"/>
+        </w:rPr>
+        <w:t>④ 上 Agent</w:t>
+      </w:r>
+      <w:r>
+        <w:rPr>
+          <w:rFonts w:ascii="微软雅黑" w:hAnsi="微软雅黑" w:eastAsia="微软雅黑"/>
+          <w:b w:val="0"/>
+          <w:i w:val="0"/>
+        </w:rPr>
+        <w:t>——把重人力的场景固化成 Agent 工作流，提炼出场景核心功能；</w:t>
+      </w:r>
+    </w:p>
+    <w:p>
+      <w:pPr>
+        <w:pStyle w:val="ListBullet"/>
+        <w:spacing w:after="40"/>
+        <w:ind w:left="432"/>
+      </w:pPr>
+      <w:r>
+        <w:rPr>
+          <w:rFonts w:ascii="微软雅黑" w:hAnsi="微软雅黑" w:eastAsia="微软雅黑"/>
+          <w:b/>
+          <w:i w:val="0"/>
+        </w:rPr>
+        <w:t>⑤ 上模型</w:t>
+      </w:r>
+      <w:r>
+        <w:rPr>
+          <w:rFonts w:ascii="微软雅黑" w:hAnsi="微软雅黑" w:eastAsia="微软雅黑"/>
+          <w:b w:val="0"/>
+          <w:i w:val="0"/>
+        </w:rPr>
+        <w:t>——数据够了，再上预测模型，做一块地的多维研判；</w:t>
+      </w:r>
+    </w:p>
+    <w:p>
+      <w:pPr>
+        <w:pStyle w:val="ListBullet"/>
+        <w:spacing w:after="40"/>
+        <w:ind w:left="432"/>
+      </w:pPr>
+      <w:r>
+        <w:rPr>
+          <w:rFonts w:ascii="微软雅黑" w:hAnsi="微软雅黑" w:eastAsia="微软雅黑"/>
+          <w:b/>
+          <w:i w:val="0"/>
+        </w:rPr>
+        <w:t>⑥ 成平台</w:t>
+      </w:r>
+      <w:r>
+        <w:rPr>
+          <w:rFonts w:ascii="微软雅黑" w:hAnsi="微软雅黑" w:eastAsia="微软雅黑"/>
+          <w:b w:val="0"/>
+          <w:i w:val="0"/>
+        </w:rPr>
+        <w:t>——各部门沉淀的 SOP 升成邦泰自己的 AI 落地全平台（接强大模型）。</w:t>
+      </w:r>
+    </w:p>
+    <w:p>
+      <w:pPr>
+        <w:spacing w:after="60"/>
       </w:pPr>
       <w:r>
         <w:rPr>
@@ -1867,7 +2017,7 @@
           <w:b w:val="0"/>
           <w:i/>
         </w:rPr>
-        <w:t>"你那个梦在第四、第五步；但每一步都自己能出成果、能止盈，不用为终点先押重注。我们就是陪你从第一步开始趟的人。"</w:t>
+        <w:t>"你要的'天气预报'，第 ② 步就尝到味道、第 ⑤ 步真正成形；但每一步都独立出成果、能止盈，不用为终点先押重注——我们就是陪你从第一步开始趟的人。"</w:t>
       </w:r>
     </w:p>
     <w:p>
